--- a/OpenShift-Deployment-2-External-Configuration.docx
+++ b/OpenShift-Deployment-2-External-Configuration.docx
@@ -78,6 +78,7 @@
         </w:rPr>
         <w:t xml:space="preserve"> and </w:t>
       </w:r>
+      <w:proofErr w:type="spellStart"/>
       <w:r>
         <w:rPr>
           <w:b/>
@@ -85,8 +86,7 @@
         </w:rPr>
         <w:t>oc</w:t>
       </w:r>
-      <w:bookmarkStart w:id="0" w:name="_GoBack"/>
-      <w:bookmarkEnd w:id="0"/>
+      <w:proofErr w:type="spellEnd"/>
     </w:p>
     <w:p/>
     <w:p>
@@ -127,7 +127,7 @@
       <w:r>
         <w:t xml:space="preserve">the configuration file needs to be physically located in the specified path and we need to tell JVM the file path via </w:t>
       </w:r>
-      <w:bookmarkStart w:id="1" w:name="_Hlk44135499"/>
+      <w:bookmarkStart w:id="0" w:name="_Hlk44135499"/>
       <w:r>
         <w:rPr>
           <w:i/>
@@ -138,7 +138,7 @@
       <w:r>
         <w:t xml:space="preserve"> environment variable</w:t>
       </w:r>
-      <w:bookmarkEnd w:id="1"/>
+      <w:bookmarkEnd w:id="0"/>
       <w:r>
         <w:t xml:space="preserve">. For Cloud containers, this means we need to do two things: mount the file in the volume with the specified path and define the </w:t>
       </w:r>
@@ -153,8 +153,17 @@
         <w:t xml:space="preserve"> environment variable</w:t>
       </w:r>
       <w:r>
-        <w:t xml:space="preserve">. To mount the file in the volume, we need to use CongMap. Since we have two configuration files for this example: </w:t>
-      </w:r>
+        <w:t xml:space="preserve">. To mount the file in the volume, we need to use </w:t>
+      </w:r>
+      <w:proofErr w:type="spellStart"/>
+      <w:r>
+        <w:t>CongMap</w:t>
+      </w:r>
+      <w:proofErr w:type="spellEnd"/>
+      <w:r>
+        <w:t xml:space="preserve">. Since we have two configuration files for this example: </w:t>
+      </w:r>
+      <w:proofErr w:type="spellStart"/>
       <w:r>
         <w:rPr>
           <w:i/>
@@ -169,6 +178,7 @@
         </w:rPr>
         <w:t>.properties</w:t>
       </w:r>
+      <w:proofErr w:type="spellEnd"/>
       <w:r>
         <w:t xml:space="preserve"> for Spring Boot and </w:t>
       </w:r>
@@ -180,7 +190,15 @@
         <w:t>logback.xml</w:t>
       </w:r>
       <w:r>
-        <w:t xml:space="preserve"> for logging configuration, we need to create two ConfigMap objects. After the Deployment Config object is created, we need mount both files to their respective volumes</w:t>
+        <w:t xml:space="preserve"> for logging configuration, we need to create two </w:t>
+      </w:r>
+      <w:proofErr w:type="spellStart"/>
+      <w:r>
+        <w:t>ConfigMap</w:t>
+      </w:r>
+      <w:proofErr w:type="spellEnd"/>
+      <w:r>
+        <w:t xml:space="preserve"> objects. After the Deployment Config object is created, we need mount both files to their respective volumes</w:t>
       </w:r>
       <w:r>
         <w:t>,</w:t>
@@ -204,6 +222,7 @@
       <w:r>
         <w:t xml:space="preserve">For Spring Boot application, this port is defined in the configuration file </w:t>
       </w:r>
+      <w:proofErr w:type="spellStart"/>
       <w:r>
         <w:rPr>
           <w:i/>
@@ -211,6 +230,7 @@
         </w:rPr>
         <w:t>application.properties</w:t>
       </w:r>
+      <w:proofErr w:type="spellEnd"/>
       <w:r>
         <w:t>:</w:t>
       </w:r>
@@ -219,14 +239,20 @@
       <w:r>
         <w:tab/>
       </w:r>
-      <w:r>
-        <w:t>server.port=8082</w:t>
+      <w:proofErr w:type="spellStart"/>
+      <w:r>
+        <w:t>server.port</w:t>
+      </w:r>
+      <w:proofErr w:type="spellEnd"/>
+      <w:r>
+        <w:t>=8082</w:t>
       </w:r>
     </w:p>
     <w:p>
       <w:r>
         <w:t xml:space="preserve">By not using the default port 8080, we can easily find whether JVM is able to load and use </w:t>
       </w:r>
+      <w:proofErr w:type="spellStart"/>
       <w:r>
         <w:rPr>
           <w:i/>
@@ -234,6 +260,7 @@
         </w:rPr>
         <w:t>application.properties</w:t>
       </w:r>
+      <w:proofErr w:type="spellEnd"/>
       <w:r>
         <w:t xml:space="preserve"> or not.</w:t>
       </w:r>
@@ -251,19 +278,97 @@
           <w:b/>
           <w:bCs/>
         </w:rPr>
-        <w:t>Create ConfigMap from oc</w:t>
-      </w:r>
+        <w:t xml:space="preserve">Create </w:t>
+      </w:r>
+      <w:proofErr w:type="spellStart"/>
       <w:r>
         <w:rPr>
           <w:b/>
           <w:bCs/>
         </w:rPr>
-        <w:t xml:space="preserve"> (two ConfigMap objects as discuss abobe)</w:t>
-      </w:r>
-    </w:p>
-    <w:p>
-      <w:r>
-        <w:t>oc create configmap springbootstarter-w-config-application-properties --from-file=</w:t>
+        <w:t>ConfigMap</w:t>
+      </w:r>
+      <w:proofErr w:type="spellEnd"/>
+      <w:r>
+        <w:rPr>
+          <w:b/>
+          <w:bCs/>
+        </w:rPr>
+        <w:t xml:space="preserve"> from </w:t>
+      </w:r>
+      <w:proofErr w:type="spellStart"/>
+      <w:r>
+        <w:rPr>
+          <w:b/>
+          <w:bCs/>
+        </w:rPr>
+        <w:t>oc</w:t>
+      </w:r>
+      <w:proofErr w:type="spellEnd"/>
+      <w:r>
+        <w:rPr>
+          <w:b/>
+          <w:bCs/>
+        </w:rPr>
+        <w:t xml:space="preserve"> (two </w:t>
+      </w:r>
+      <w:proofErr w:type="spellStart"/>
+      <w:r>
+        <w:rPr>
+          <w:b/>
+          <w:bCs/>
+        </w:rPr>
+        <w:t>ConfigMap</w:t>
+      </w:r>
+      <w:proofErr w:type="spellEnd"/>
+      <w:r>
+        <w:rPr>
+          <w:b/>
+          <w:bCs/>
+        </w:rPr>
+        <w:t xml:space="preserve"> objects as discuss </w:t>
+      </w:r>
+      <w:proofErr w:type="spellStart"/>
+      <w:r>
+        <w:rPr>
+          <w:b/>
+          <w:bCs/>
+        </w:rPr>
+        <w:t>abobe</w:t>
+      </w:r>
+      <w:proofErr w:type="spellEnd"/>
+      <w:r>
+        <w:rPr>
+          <w:b/>
+          <w:bCs/>
+        </w:rPr>
+        <w:t>)</w:t>
+      </w:r>
+    </w:p>
+    <w:p>
+      <w:proofErr w:type="spellStart"/>
+      <w:r>
+        <w:t>oc</w:t>
+      </w:r>
+      <w:proofErr w:type="spellEnd"/>
+      <w:r>
+        <w:t xml:space="preserve"> create </w:t>
+      </w:r>
+      <w:proofErr w:type="spellStart"/>
+      <w:r>
+        <w:t>configmap</w:t>
+      </w:r>
+      <w:proofErr w:type="spellEnd"/>
+      <w:r>
+        <w:t xml:space="preserve"> </w:t>
+      </w:r>
+      <w:proofErr w:type="spellStart"/>
+      <w:r>
+        <w:t>springbootstarter</w:t>
+      </w:r>
+      <w:proofErr w:type="spellEnd"/>
+      <w:r>
+        <w:t>-w-config-application-properties --from-file=</w:t>
       </w:r>
       <w:r>
         <w:t>/opt</w:t>
@@ -273,12 +378,41 @@
       </w:r>
     </w:p>
     <w:p>
-      <w:bookmarkStart w:id="2" w:name="_Hlk44095210"/>
-      <w:r>
-        <w:t>oc create configmap springbootstarter-w-config-logback-xml --from-file=/opt/springbootstarter-w-config/config/logback/logback.xml</w:t>
-      </w:r>
-    </w:p>
-    <w:bookmarkEnd w:id="2"/>
+      <w:bookmarkStart w:id="1" w:name="_Hlk44095210"/>
+      <w:proofErr w:type="spellStart"/>
+      <w:r>
+        <w:t>oc</w:t>
+      </w:r>
+      <w:proofErr w:type="spellEnd"/>
+      <w:r>
+        <w:t xml:space="preserve"> create </w:t>
+      </w:r>
+      <w:proofErr w:type="spellStart"/>
+      <w:r>
+        <w:t>configmap</w:t>
+      </w:r>
+      <w:proofErr w:type="spellEnd"/>
+      <w:r>
+        <w:t xml:space="preserve"> </w:t>
+      </w:r>
+      <w:proofErr w:type="spellStart"/>
+      <w:r>
+        <w:t>springbootstarter</w:t>
+      </w:r>
+      <w:proofErr w:type="spellEnd"/>
+      <w:r>
+        <w:t>-w-config-</w:t>
+      </w:r>
+      <w:proofErr w:type="spellStart"/>
+      <w:r>
+        <w:t>logback</w:t>
+      </w:r>
+      <w:proofErr w:type="spellEnd"/>
+      <w:r>
+        <w:t>-xml --from-file=/opt/springbootstarter-w-config/config/logback/logback.xml</w:t>
+      </w:r>
+    </w:p>
+    <w:bookmarkEnd w:id="1"/>
     <w:p/>
     <w:p>
       <w:pPr>
@@ -354,8 +488,13 @@
       </w:r>
     </w:p>
     <w:p>
-      <w:r>
-        <w:t>Git repo URL</w:t>
+      <w:proofErr w:type="spellStart"/>
+      <w:r>
+        <w:t>Git</w:t>
+      </w:r>
+      <w:proofErr w:type="spellEnd"/>
+      <w:r>
+        <w:t xml:space="preserve"> repo URL</w:t>
       </w:r>
     </w:p>
     <w:p>
@@ -418,6 +557,9 @@
     <w:p>
       <w:r>
         <w:t>Select Deployment Config</w:t>
+      </w:r>
+      <w:r>
+        <w:t xml:space="preserve"> (selecting Deployment also works)</w:t>
       </w:r>
     </w:p>
     <w:p>
@@ -722,6 +864,7 @@
         </w:rPr>
         <w:t xml:space="preserve">Add Volume and Volume Mount from </w:t>
       </w:r>
+      <w:proofErr w:type="spellStart"/>
       <w:r>
         <w:rPr>
           <w:b/>
@@ -729,13 +872,19 @@
         </w:rPr>
         <w:t>oc</w:t>
       </w:r>
+      <w:proofErr w:type="spellEnd"/>
     </w:p>
     <w:p>
       <w:r>
         <w:t>(</w:t>
       </w:r>
-      <w:r>
-        <w:t>springbootstarter-w-config</w:t>
+      <w:proofErr w:type="spellStart"/>
+      <w:r>
+        <w:t>springbootstarter</w:t>
+      </w:r>
+      <w:proofErr w:type="spellEnd"/>
+      <w:r>
+        <w:t>-w-config</w:t>
       </w:r>
       <w:r>
         <w:t xml:space="preserve"> is the name of the </w:t>
@@ -748,16 +897,274 @@
       </w:r>
     </w:p>
     <w:p>
-      <w:r>
-        <w:t>oc set volume dc/springbootstarter-w-config --add --name volume-config -t configmap --configmap-name springbootstarter-w-config-application-properties -m /deployments/config -o yaml</w:t>
-      </w:r>
-    </w:p>
-    <w:p>
-      <w:r>
-        <w:t>oc set volume dc/springbootstarter-w-config --add --name volume-logback-config -t configmap --configmap-name springbootstarter-w-config-logback-xml  -m /opt/springbootstarter-w-config/config/logback --read-only=true -o yaml</w:t>
-      </w:r>
-    </w:p>
-    <w:p/>
+      <w:proofErr w:type="spellStart"/>
+      <w:r>
+        <w:t>oc</w:t>
+      </w:r>
+      <w:proofErr w:type="spellEnd"/>
+      <w:r>
+        <w:t xml:space="preserve"> set volume dc/</w:t>
+      </w:r>
+      <w:proofErr w:type="spellStart"/>
+      <w:r>
+        <w:t>springbootstarter</w:t>
+      </w:r>
+      <w:proofErr w:type="spellEnd"/>
+      <w:r>
+        <w:t xml:space="preserve">-w-config --add --name volume-config -t </w:t>
+      </w:r>
+      <w:proofErr w:type="spellStart"/>
+      <w:r>
+        <w:t>configmap</w:t>
+      </w:r>
+      <w:proofErr w:type="spellEnd"/>
+      <w:r>
+        <w:t xml:space="preserve"> --</w:t>
+      </w:r>
+      <w:proofErr w:type="spellStart"/>
+      <w:r>
+        <w:t>configmap</w:t>
+      </w:r>
+      <w:proofErr w:type="spellEnd"/>
+      <w:r>
+        <w:t xml:space="preserve">-name </w:t>
+      </w:r>
+      <w:proofErr w:type="spellStart"/>
+      <w:r>
+        <w:t>springbootstarter</w:t>
+      </w:r>
+      <w:proofErr w:type="spellEnd"/>
+      <w:r>
+        <w:t xml:space="preserve">-w-config-application-properties -m /deployments/config -o </w:t>
+      </w:r>
+      <w:proofErr w:type="spellStart"/>
+      <w:r>
+        <w:t>yaml</w:t>
+      </w:r>
+      <w:proofErr w:type="spellEnd"/>
+    </w:p>
+    <w:p>
+      <w:proofErr w:type="spellStart"/>
+      <w:r>
+        <w:t>oc</w:t>
+      </w:r>
+      <w:proofErr w:type="spellEnd"/>
+      <w:r>
+        <w:t xml:space="preserve"> set volume dc/</w:t>
+      </w:r>
+      <w:proofErr w:type="spellStart"/>
+      <w:r>
+        <w:t>springbootstarter</w:t>
+      </w:r>
+      <w:proofErr w:type="spellEnd"/>
+      <w:r>
+        <w:t>-w-config --add --name volume-</w:t>
+      </w:r>
+      <w:proofErr w:type="spellStart"/>
+      <w:r>
+        <w:t>logback</w:t>
+      </w:r>
+      <w:proofErr w:type="spellEnd"/>
+      <w:r>
+        <w:t xml:space="preserve">-config -t </w:t>
+      </w:r>
+      <w:proofErr w:type="spellStart"/>
+      <w:r>
+        <w:t>configmap</w:t>
+      </w:r>
+      <w:proofErr w:type="spellEnd"/>
+      <w:r>
+        <w:t xml:space="preserve"> --</w:t>
+      </w:r>
+      <w:proofErr w:type="spellStart"/>
+      <w:r>
+        <w:t>configmap</w:t>
+      </w:r>
+      <w:proofErr w:type="spellEnd"/>
+      <w:r>
+        <w:t xml:space="preserve">-name </w:t>
+      </w:r>
+      <w:proofErr w:type="spellStart"/>
+      <w:r>
+        <w:t>springbootstarter</w:t>
+      </w:r>
+      <w:proofErr w:type="spellEnd"/>
+      <w:r>
+        <w:t>-w-config-</w:t>
+      </w:r>
+      <w:proofErr w:type="spellStart"/>
+      <w:r>
+        <w:t>logback</w:t>
+      </w:r>
+      <w:proofErr w:type="spellEnd"/>
+      <w:r>
+        <w:t>-xml  -m /opt/</w:t>
+      </w:r>
+      <w:proofErr w:type="spellStart"/>
+      <w:r>
+        <w:t>springbootstarter</w:t>
+      </w:r>
+      <w:proofErr w:type="spellEnd"/>
+      <w:r>
+        <w:t>-w-config/config/</w:t>
+      </w:r>
+      <w:proofErr w:type="spellStart"/>
+      <w:r>
+        <w:t>logback</w:t>
+      </w:r>
+      <w:proofErr w:type="spellEnd"/>
+      <w:r>
+        <w:t xml:space="preserve"> --read-only=true -o </w:t>
+      </w:r>
+      <w:proofErr w:type="spellStart"/>
+      <w:r>
+        <w:t>yaml</w:t>
+      </w:r>
+      <w:proofErr w:type="spellEnd"/>
+    </w:p>
+    <w:p>
+      <w:r>
+        <w:t xml:space="preserve">If Deployment is selected instead of Deployment Config in the previous application creation step, we must use the corresponding </w:t>
+      </w:r>
+      <w:proofErr w:type="spellStart"/>
+      <w:r>
+        <w:t>oc</w:t>
+      </w:r>
+      <w:proofErr w:type="spellEnd"/>
+      <w:r>
+        <w:t xml:space="preserve"> commands below:</w:t>
+      </w:r>
+    </w:p>
+    <w:p>
+      <w:proofErr w:type="spellStart"/>
+      <w:r>
+        <w:t>oc</w:t>
+      </w:r>
+      <w:proofErr w:type="spellEnd"/>
+      <w:r>
+        <w:t xml:space="preserve"> set volume deployments/</w:t>
+      </w:r>
+      <w:proofErr w:type="spellStart"/>
+      <w:r>
+        <w:t>springbootstarter</w:t>
+      </w:r>
+      <w:proofErr w:type="spellEnd"/>
+      <w:r>
+        <w:t xml:space="preserve">-w-config --add --name volume-config -t </w:t>
+      </w:r>
+      <w:proofErr w:type="spellStart"/>
+      <w:r>
+        <w:t>configmap</w:t>
+      </w:r>
+      <w:proofErr w:type="spellEnd"/>
+      <w:r>
+        <w:t xml:space="preserve"> --</w:t>
+      </w:r>
+      <w:proofErr w:type="spellStart"/>
+      <w:r>
+        <w:t>configmap</w:t>
+      </w:r>
+      <w:proofErr w:type="spellEnd"/>
+      <w:r>
+        <w:t xml:space="preserve">-name </w:t>
+      </w:r>
+      <w:proofErr w:type="spellStart"/>
+      <w:r>
+        <w:t>springbootstarter</w:t>
+      </w:r>
+      <w:proofErr w:type="spellEnd"/>
+      <w:r>
+        <w:t xml:space="preserve">-w-config-application-properties -m /deployments/config -o </w:t>
+      </w:r>
+      <w:proofErr w:type="spellStart"/>
+      <w:r>
+        <w:t>yaml</w:t>
+      </w:r>
+      <w:proofErr w:type="spellEnd"/>
+    </w:p>
+    <w:p>
+      <w:proofErr w:type="spellStart"/>
+      <w:r>
+        <w:t>oc</w:t>
+      </w:r>
+      <w:proofErr w:type="spellEnd"/>
+      <w:r>
+        <w:t xml:space="preserve"> set volume deployments/</w:t>
+      </w:r>
+      <w:proofErr w:type="spellStart"/>
+      <w:r>
+        <w:t>springbootstarter</w:t>
+      </w:r>
+      <w:proofErr w:type="spellEnd"/>
+      <w:r>
+        <w:t>-w-config --add --name volume-</w:t>
+      </w:r>
+      <w:proofErr w:type="spellStart"/>
+      <w:r>
+        <w:t>logback</w:t>
+      </w:r>
+      <w:proofErr w:type="spellEnd"/>
+      <w:r>
+        <w:t xml:space="preserve">-config -t </w:t>
+      </w:r>
+      <w:proofErr w:type="spellStart"/>
+      <w:r>
+        <w:t>configmap</w:t>
+      </w:r>
+      <w:proofErr w:type="spellEnd"/>
+      <w:r>
+        <w:t xml:space="preserve"> --</w:t>
+      </w:r>
+      <w:proofErr w:type="spellStart"/>
+      <w:r>
+        <w:t>configmap</w:t>
+      </w:r>
+      <w:proofErr w:type="spellEnd"/>
+      <w:r>
+        <w:t xml:space="preserve">-name </w:t>
+      </w:r>
+      <w:proofErr w:type="spellStart"/>
+      <w:r>
+        <w:t>springbootstarter</w:t>
+      </w:r>
+      <w:proofErr w:type="spellEnd"/>
+      <w:r>
+        <w:t>-w-config-</w:t>
+      </w:r>
+      <w:proofErr w:type="spellStart"/>
+      <w:r>
+        <w:t>logback</w:t>
+      </w:r>
+      <w:proofErr w:type="spellEnd"/>
+      <w:r>
+        <w:t>-xml  -m /opt/</w:t>
+      </w:r>
+      <w:proofErr w:type="spellStart"/>
+      <w:r>
+        <w:t>springbootstarter</w:t>
+      </w:r>
+      <w:proofErr w:type="spellEnd"/>
+      <w:r>
+        <w:t>-w-config/config/</w:t>
+      </w:r>
+      <w:proofErr w:type="spellStart"/>
+      <w:r>
+        <w:t>logback</w:t>
+      </w:r>
+      <w:proofErr w:type="spellEnd"/>
+      <w:r>
+        <w:t xml:space="preserve"> --read-only=true -o </w:t>
+      </w:r>
+      <w:proofErr w:type="spellStart"/>
+      <w:r>
+        <w:t>yaml</w:t>
+      </w:r>
+      <w:proofErr w:type="spellEnd"/>
+    </w:p>
+    <w:p>
+      <w:bookmarkStart w:id="2" w:name="_GoBack"/>
+      <w:bookmarkEnd w:id="2"/>
+    </w:p>
     <w:p>
       <w:r>
         <w:t>Now we need to tell OpenShift Container that the Pod should use port 8082 instead of 8080.</w:t>
@@ -782,8 +1189,13 @@
       <w:r>
         <w:t xml:space="preserve">Networking – Services - </w:t>
       </w:r>
-      <w:r>
-        <w:t>springbootstarter-w-config</w:t>
+      <w:proofErr w:type="spellStart"/>
+      <w:r>
+        <w:t>springbootstarter</w:t>
+      </w:r>
+      <w:proofErr w:type="spellEnd"/>
+      <w:r>
+        <w:t>-w-config</w:t>
       </w:r>
       <w:r>
         <w:t xml:space="preserve"> - YAML</w:t>
@@ -958,6 +1370,7 @@
         </w:rPr>
         <w:t xml:space="preserve">      </w:t>
       </w:r>
+      <w:proofErr w:type="spellStart"/>
       <w:r>
         <w:rPr>
           <w:rFonts w:ascii="Consolas" w:eastAsia="Times New Roman" w:hAnsi="Consolas" w:cs="Times New Roman"/>
@@ -967,6 +1380,7 @@
         </w:rPr>
         <w:t>targetPort</w:t>
       </w:r>
+      <w:proofErr w:type="spellEnd"/>
       <w:r>
         <w:rPr>
           <w:rFonts w:ascii="Consolas" w:eastAsia="Times New Roman" w:hAnsi="Consolas" w:cs="Times New Roman"/>
@@ -996,8 +1410,13 @@
       <w:r>
         <w:t xml:space="preserve">Networking – Routes - </w:t>
       </w:r>
-      <w:r>
-        <w:t>springbootstarter-w-config</w:t>
+      <w:proofErr w:type="spellStart"/>
+      <w:r>
+        <w:t>springbootstarter</w:t>
+      </w:r>
+      <w:proofErr w:type="spellEnd"/>
+      <w:r>
+        <w:t>-w-config</w:t>
       </w:r>
       <w:r>
         <w:t xml:space="preserve"> - YAML</w:t>
@@ -1008,7 +1427,15 @@
         <w:t>Under spec</w:t>
       </w:r>
       <w:r>
-        <w:t xml:space="preserve"> (actually we do not need to specify path)</w:t>
+        <w:t xml:space="preserve"> (</w:t>
+      </w:r>
+      <w:proofErr w:type="gramStart"/>
+      <w:r>
+        <w:t>actually we</w:t>
+      </w:r>
+      <w:proofErr w:type="gramEnd"/>
+      <w:r>
+        <w:t xml:space="preserve"> do not need to specify path)</w:t>
       </w:r>
     </w:p>
     <w:p>
@@ -1070,6 +1497,7 @@
         </w:rPr>
         <w:t xml:space="preserve">    </w:t>
       </w:r>
+      <w:proofErr w:type="spellStart"/>
       <w:r>
         <w:rPr>
           <w:rFonts w:ascii="Consolas" w:eastAsia="Times New Roman" w:hAnsi="Consolas" w:cs="Times New Roman"/>
@@ -1079,6 +1507,7 @@
         </w:rPr>
         <w:t>targetPort</w:t>
       </w:r>
+      <w:proofErr w:type="spellEnd"/>
       <w:r>
         <w:rPr>
           <w:rFonts w:ascii="Consolas" w:eastAsia="Times New Roman" w:hAnsi="Consolas" w:cs="Times New Roman"/>
@@ -1143,8 +1572,9 @@
           <w:sz w:val="21"/>
           <w:szCs w:val="21"/>
         </w:rPr>
-        <w:t>/s</w:t>
-      </w:r>
+        <w:t>/</w:t>
+      </w:r>
+      <w:proofErr w:type="spellStart"/>
       <w:r>
         <w:rPr>
           <w:rFonts w:ascii="Consolas" w:eastAsia="Times New Roman" w:hAnsi="Consolas" w:cs="Times New Roman"/>
@@ -1152,6 +1582,15 @@
           <w:sz w:val="21"/>
           <w:szCs w:val="21"/>
         </w:rPr>
+        <w:t>s</w:t>
+      </w:r>
+      <w:r>
+        <w:rPr>
+          <w:rFonts w:ascii="Consolas" w:eastAsia="Times New Roman" w:hAnsi="Consolas" w:cs="Times New Roman"/>
+          <w:color w:val="F0AB00"/>
+          <w:sz w:val="21"/>
+          <w:szCs w:val="21"/>
+        </w:rPr>
         <w:t>p</w:t>
       </w:r>
       <w:r>
@@ -1163,10 +1602,10 @@
         </w:rPr>
         <w:t>ringbootstarter</w:t>
       </w:r>
-    </w:p>
-    <w:p>
-      <w:r>
-        <w:lastRenderedPageBreak/>
+      <w:proofErr w:type="spellEnd"/>
+    </w:p>
+    <w:p>
+      <w:r>
         <w:t>Save</w:t>
       </w:r>
     </w:p>
@@ -1534,7 +1973,7 @@
       </w:pPr>
     </w:pPrDefault>
   </w:docDefaults>
-  <w:latentStyles w:defLockedState="0" w:defUIPriority="99" w:defSemiHidden="0" w:defUnhideWhenUsed="0" w:defQFormat="0" w:count="377">
+  <w:latentStyles w:defLockedState="0" w:defUIPriority="99" w:defSemiHidden="0" w:defUnhideWhenUsed="0" w:defQFormat="0" w:count="376">
     <w:lsdException w:name="Normal" w:uiPriority="0" w:qFormat="1"/>
     <w:lsdException w:name="heading 1" w:uiPriority="9" w:qFormat="1"/>
     <w:lsdException w:name="heading 2" w:semiHidden="1" w:uiPriority="9" w:unhideWhenUsed="1" w:qFormat="1"/>
@@ -1911,7 +2350,6 @@
     <w:lsdException w:name="Hashtag" w:semiHidden="1" w:unhideWhenUsed="1"/>
     <w:lsdException w:name="Unresolved Mention" w:semiHidden="1" w:unhideWhenUsed="1"/>
     <w:lsdException w:name="Smart Link" w:semiHidden="1" w:unhideWhenUsed="1"/>
-    <w:lsdException w:name="Smart Link Error" w:semiHidden="1" w:unhideWhenUsed="1"/>
   </w:latentStyles>
   <w:style w:type="paragraph" w:default="1" w:styleId="Normal">
     <w:name w:val="Normal"/>
